--- a/public/resume/Narciso_M_Dickson_Resume.docx
+++ b/public/resume/Narciso_M_Dickson_Resume.docx
@@ -52,7 +52,7 @@
         <w:jc w:val="center"/>
       </w:pPr>
       <w:r>
-        <w:t>Lehi, Utah, United States  •  info@inprojectmanagement.com  •  linkedin.com/in/narcisodickson</w:t>
+        <w:t>Lehi, Utah, United States  •  ndickson@inprojectmanagement.com  •  linkedin.com/in/narcisodickson</w:t>
       </w:r>
     </w:p>
     <w:p>
@@ -158,13 +158,7 @@
           <w:b/>
           <w:sz w:val="20"/>
         </w:rPr>
-        <w:t xml:space="preserve">Senior Construction Project Manager </w:t>
-      </w:r>
-      <w:r>
-        <w:rPr>
-          <w:sz w:val="20"/>
-        </w:rPr>
-        <w:t>| In Project LLC – Lehi, UT, USA | Jan. 2022 – Present</w:t>
+        <w:t>Founder &amp; Construction Project Management Consultant | In Project LLC – Lehi, UT, USA | Jan. 2022 – Present</w:t>
       </w:r>
     </w:p>
     <w:p>
@@ -711,7 +705,7 @@
         <w:ind w:left="100" w:right="4019"/>
       </w:pPr>
       <w:r>
-        <w:t>Project Management Professional (PMP)® – PMI  •  Google Project Management Specialization  •  Construction Management Specialization – Columbia University  •  Agile Hybrid Project – PMI</w:t>
+        <w:t>Project Management Professional (PMP)® – PMI  •  Google Data Analytics Professional Certificate  •  Google Project Management Specialization  •  Construction Management Specialization – Columbia University  •  Agile Hybrid Project – PMI</w:t>
       </w:r>
     </w:p>
     <w:p>
@@ -758,7 +752,7 @@
         <w:ind w:left="100" w:right="124"/>
       </w:pPr>
       <w:r>
-        <w:t>Project Lifecycle Management • Strategic Planning • Contract Negotiation • Budget &amp; Cost Control • Risk &amp; Quality Management • Agile &amp; Waterfall • Stakeholder Engagement • Project Controls &amp; Scheduling (Primavera P6, MS Project) • Data Analytics (Excel, Power BI, SQL) • Web Design &amp; Local SEO • Reading &amp; Interpreting Technical Drawings (Architectural, Structural, Mechanical, Electrical, Plumbing, Civil, Geotechnical) • Bilingual: English &amp; Spanish</w:t>
+        <w:t>Project Lifecycle Management • Strategic Planning • Contract Negotiation • Budget &amp; Cost Control • Risk &amp; Quality Management • Agile &amp; Waterfall • Stakeholder Engagement • Project Controls &amp; Scheduling (Primavera P6, MS Project) • Data Analytics (Excel, Power BI, SQL) • Web Design &amp; Local SEO • Bilingual: English &amp; Spanish</w:t>
       </w:r>
     </w:p>
     <w:sectPr>

--- a/public/resume/Narciso_M_Dickson_Resume.docx
+++ b/public/resume/Narciso_M_Dickson_Resume.docx
@@ -100,7 +100,7 @@
         <w:ind w:left="0"/>
       </w:pPr>
       <w:r>
-        <w:t>PMP-certified Project/Program Manager with over 15 years of success leading complex construction and design projects, including multimillion-dollar portfolios. Highly skilled in managing the full project lifecycle, budget control, contract negotiation, and strategic team coordination. Expertly applies Predictive, Agile, and Hybrid methods to select the optimal project approach for efficient delivery. Also offers project controls &amp; scheduling, data analytics dashboards, and web design &amp; local SEO services.</w:t>
+        <w:t>PMP-certified construction project and program manager with 15+ years delivering residential, commercial, and renovation projects across multimillion-dollar portfolios. Skilled across the full project lifecycle: preconstruction planning, budget control, scheduling, procurement, contract negotiation, change orders, RFIs, risk, quality, and closeout. Applies predictive, Agile, and hybrid methods, and builds project-controls dashboards that surface cost and schedule risk early.</w:t>
       </w:r>
     </w:p>
     <w:p>
@@ -158,7 +158,7 @@
           <w:b/>
           <w:sz w:val="20"/>
         </w:rPr>
-        <w:t>Founder &amp; Construction Project Management Consultant | In Project LLC – Lehi, UT, USA | Jan. 2022 – Present</w:t>
+        <w:t>Founder &amp; Senior Construction Project Manager | In Project LLC – Lehi, UT, USA | Jan. 2022 – Present</w:t>
       </w:r>
     </w:p>
     <w:p>
@@ -179,7 +179,7 @@
         <w:rPr>
           <w:sz w:val="20"/>
         </w:rPr>
-        <w:t>Directed full project lifecycles, achieving 30% faster preparation through streamlined planning.</w:t>
+        <w:t>Directed full construction project lifecycles for residential, commercial, and renovation projects, achieving 30% faster preparation through streamlined planning.</w:t>
       </w:r>
     </w:p>
     <w:p>
@@ -339,7 +339,7 @@
         <w:rPr>
           <w:sz w:val="20"/>
         </w:rPr>
-        <w:t>Managed $30M+ in projects, coordinating 15+ multidisciplinary teams across 20+ annual projects.</w:t>
+        <w:t>Managed a $30M+ portfolio of residential, commercial, and renovation construction and design projects, coordinating 15+ multidisciplinary teams across 20+ annual projects.</w:t>
       </w:r>
     </w:p>
     <w:p>

--- a/public/resume/Narciso_M_Dickson_Resume.docx
+++ b/public/resume/Narciso_M_Dickson_Resume.docx
@@ -423,7 +423,7 @@
           <w:color w:val="1A1A1A"/>
           <w:sz w:val="20"/>
         </w:rPr>
-        <w:t>Project Controls &amp; Scheduling (Primavera P6, Microsoft Project)  ·  Cost Control  ·  Earned Value Management (CPI / SPI / EAC)  ·  Change Order &amp; RFI Management  ·  Procurement &amp; Contract Negotiation  ·  Risk &amp; Quality Management  ·  Excel  ·  Power BI  ·  Tableau  ·  SQL  ·  Python  ·  English and Spanish (fully bilingual)</w:t>
+        <w:t>Project Controls &amp; Scheduling (Primavera P6, Microsoft Project)  ·  Cost Control  ·  Earned Value Management (CPI / SPI / EAC)  ·  Change Order &amp; RFI Management  ·  Procurement &amp; Contract Negotiation  ·  Risk &amp; Quality Management  ·  Excel  ·  Power BI  ·  Tableau  ·  SQL  ·  Python  ·  Web Design &amp; Local SEO  ·  English and Spanish (fully bilingual)</w:t>
       </w:r>
     </w:p>
     <w:sectPr>

--- a/public/resume/Narciso_M_Dickson_Resume.docx
+++ b/public/resume/Narciso_M_Dickson_Resume.docx
@@ -165,7 +165,7 @@
         <w:rPr>
           <w:sz w:val="20"/>
         </w:rPr>
-        <w:t>Control full construction project lifecycles for residential, commercial, and renovation projects from concept through closeout.</w:t>
+        <w:t>Control residential, commercial, and renovation construction projects across the full lifecycle, from concept through closeout.</w:t>
       </w:r>
     </w:p>
     <w:p>

--- a/public/resume/Narciso_M_Dickson_Resume.docx
+++ b/public/resume/Narciso_M_Dickson_Resume.docx
@@ -165,7 +165,7 @@
         <w:rPr>
           <w:sz w:val="20"/>
         </w:rPr>
-        <w:t>Control residential, commercial, and renovation construction projects across the full lifecycle, from concept through closeout.</w:t>
+        <w:t>Provide construction project management consulting on a project-controls foundation, giving owners and teams control and clarity across residential, commercial, and renovation projects.</w:t>
       </w:r>
     </w:p>
     <w:p>
@@ -178,7 +178,7 @@
         <w:rPr>
           <w:sz w:val="20"/>
         </w:rPr>
-        <w:t>Manage and control schedules, budgets, milestones, and deliverables.</w:t>
+        <w:t>Control the full project lifecycle from concept through closeout: scope, budget, schedule, milestones, deliverables, procurement, change orders, RFIs, risk, and quality.</w:t>
       </w:r>
     </w:p>
     <w:p>
